--- a/tests/fixtures/drawings-doc.docx
+++ b/tests/fixtures/drawings-doc.docx
@@ -12,7 +12,17 @@
     </w:p>
     <w:p>
       <w:r>
-        <w:t xml:space="preserve">[DRAWING_PLACEHOLDER]</w:t>
+        <w:drawing>
+          <wp:inline xmlns:wp="http://schemas.openxmlformats.org/drawingml/2006/wordprocessingDrawing">
+            <wp:extent cx="914400" cy="914400"/>
+            <wp:docPr id="1" name="Shape1"/>
+            <a:graphic xmlns:a="http://schemas.openxmlformats.org/drawingml/2006/main">
+              <a:graphicData uri="http://schemas.openxmlformats.org/drawingml/2006/wordprocessingShape">
+                <wps:wsp xmlns:wps="http://schemas.microsoft.com/office/word/2010/wordprocessingShape"/>
+              </a:graphicData>
+            </a:graphic>
+          </wp:inline>
+        </w:drawing>
       </w:r>
     </w:p>
     <w:p>
